--- a/job-application/Misr Technology Services/Moamen_Basyoni_Cover_Letter_Misr_Technology_Services.docx
+++ b/job-application/Misr Technology Services/Moamen_Basyoni_Cover_Letter_Misr_Technology_Services.docx
@@ -161,7 +161,7 @@
         </w:numPr>
       </w:pPr>
       <w:r>
-        <w:t xml:space="preserve">An API gateway that cut deployment downtime from two hours to fifteen minutes, and a runtime business-rule engine that improved execution performance by 45%.</w:t>
+        <w:t xml:space="preserve">An API gateway that cut deployment downtime from two hours to fifteen minutes, and a runtime business-rule engine that improved execution performance by 60%.</w:t>
       </w:r>
     </w:p>
     <w:p>
